--- a/docs/paper/title_page.docx
+++ b/docs/paper/title_page.docx
@@ -2,13 +2,13 @@
 <file path=word/document.xml><?xml version="1.0" encoding="utf-8"?>
 <w:document xmlns:w="http://schemas.openxmlformats.org/wordprocessingml/2006/main" xmlns:m="http://schemas.openxmlformats.org/officeDocument/2006/math" xmlns:r="http://schemas.openxmlformats.org/officeDocument/2006/relationships" xmlns:o="urn:schemas-microsoft-com:office:office" xmlns:v="urn:schemas-microsoft-com:vml" xmlns:w10="urn:schemas-microsoft-com:office:word" xmlns:a="http://schemas.openxmlformats.org/drawingml/2006/main" xmlns:pic="http://schemas.openxmlformats.org/drawingml/2006/picture" xmlns:wp="http://schemas.openxmlformats.org/drawingml/2006/wordprocessingDrawing">
   <w:body>
-    <w:bookmarkStart w:id="20" w:name="Xb6580d71741fa5b31a46ba2a9a869e890516875"/>
+    <w:bookmarkStart w:id="20" w:name="X8374542fdbd212edcca402ae1b19bb919ce61ca"/>
     <w:p>
       <w:pPr>
         <w:pStyle w:val="Heading1"/>
       </w:pPr>
       <w:r>
-        <w:t xml:space="preserve">Certified Coverage Planning under Execution Uncertainty: Conformal Erosion with Theory-Pivoted Calibration for Agricultural Field Operations</w:t>
+        <w:t xml:space="preserve">Certified Coverage Planning under Execution Uncertainty: Conformal Erosion with Model-Pivoted Cross-Field Calibration for Agricultural Field Operations</w:t>
       </w:r>
     </w:p>
     <w:p>
@@ -181,7 +181,7 @@
         <w:t xml:space="preserve"> </w:t>
       </w:r>
       <w:r>
-        <w:t xml:space="preserve">Code, data-processing scripts, pre-registrations (with timestamps) and raw results are available at [repository URL / DOI].</w:t>
+        <w:t xml:space="preserve">Code, processed input data, pre-registrations (with timestamps), raw results and the scripts that generate every table and figure are available at [repository URL / DOI]; see the README for a reproduction guide.</w:t>
       </w:r>
     </w:p>
     <w:p>

--- a/docs/paper/title_page.docx
+++ b/docs/paper/title_page.docx
@@ -336,6 +336,11 @@
   <w:style w:default="1" w:styleId="Normal" w:type="paragraph">
     <w:name w:val="Normal"/>
     <w:qFormat/>
+    <w:rPr>
+      <w:rFonts w:ascii="Times New Roman" w:cs="Times New Roman" w:eastAsia="Times New Roman" w:hAnsi="Times New Roman"/>
+      <w:color w:val="000000"/>
+      <w:sz w:val="24"/>
+    </w:rPr>
   </w:style>
   <w:style w:styleId="BodyText" w:type="paragraph">
     <w:name w:val="Body Text"/>
@@ -345,12 +350,22 @@
       <w:spacing w:after="180" w:before="180"/>
     </w:pPr>
     <w:qFormat/>
+    <w:rPr>
+      <w:rFonts w:ascii="Times New Roman" w:cs="Times New Roman" w:eastAsia="Times New Roman" w:hAnsi="Times New Roman"/>
+      <w:color w:val="000000"/>
+      <w:sz w:val="24"/>
+    </w:rPr>
   </w:style>
   <w:style w:customStyle="1" w:styleId="FirstParagraph" w:type="paragraph">
     <w:name w:val="First Paragraph"/>
     <w:basedOn w:val="BodyText"/>
     <w:next w:val="BodyText"/>
     <w:qFormat/>
+    <w:rPr>
+      <w:rFonts w:ascii="Times New Roman" w:cs="Times New Roman" w:eastAsia="Times New Roman" w:hAnsi="Times New Roman"/>
+      <w:color w:val="000000"/>
+      <w:sz w:val="24"/>
+    </w:rPr>
   </w:style>
   <w:style w:customStyle="1" w:styleId="Compact" w:type="paragraph">
     <w:name w:val="Compact"/>
@@ -359,6 +374,11 @@
     <w:pPr>
       <w:spacing w:after="36" w:before="36"/>
     </w:pPr>
+    <w:rPr>
+      <w:rFonts w:ascii="Times New Roman" w:cs="Times New Roman" w:eastAsia="Times New Roman" w:hAnsi="Times New Roman"/>
+      <w:color w:val="000000"/>
+      <w:sz w:val="24"/>
+    </w:rPr>
   </w:style>
   <w:style w:styleId="Title" w:type="paragraph">
     <w:name w:val="Title"/>
@@ -372,11 +392,12 @@
       <w:jc w:val="center"/>
     </w:pPr>
     <w:rPr>
-      <w:rFonts w:asciiTheme="majorHAnsi" w:cstheme="majorBidi" w:eastAsiaTheme="majorEastAsia" w:hAnsiTheme="majorHAnsi"/>
+      <w:rFonts w:ascii="Times New Roman" w:cs="Times New Roman" w:eastAsia="Times New Roman" w:hAnsi="Times New Roman"/>
       <w:b/>
       <w:bCs/>
-      <w:color w:themeColor="accent1" w:themeShade="B5" w:val="345A8A"/>
-      <w:sz w:val="36"/>
+      <w:i w:val="0"/>
+      <w:color w:val="000000"/>
+      <w:sz w:val="32"/>
       <w:szCs w:val="36"/>
     </w:rPr>
   </w:style>
@@ -392,7 +413,11 @@
       <w:jc w:val="center"/>
     </w:pPr>
     <w:rPr>
-      <w:sz w:val="30"/>
+      <w:rFonts w:ascii="Times New Roman" w:cs="Times New Roman" w:eastAsia="Times New Roman" w:hAnsi="Times New Roman"/>
+      <w:b/>
+      <w:i w:val="0"/>
+      <w:color w:val="000000"/>
+      <w:sz w:val="24"/>
       <w:szCs w:val="30"/>
     </w:rPr>
   </w:style>
@@ -405,6 +430,10 @@
       <w:keepLines/>
       <w:jc w:val="center"/>
     </w:pPr>
+    <w:rPr>
+      <w:rFonts w:ascii="Times New Roman" w:cs="Times New Roman" w:eastAsia="Times New Roman" w:hAnsi="Times New Roman"/>
+      <w:color w:val="000000"/>
+    </w:rPr>
   </w:style>
   <w:style w:styleId="Date" w:type="paragraph">
     <w:name w:val="Date"/>
@@ -415,6 +444,10 @@
       <w:keepLines/>
       <w:jc w:val="center"/>
     </w:pPr>
+    <w:rPr>
+      <w:rFonts w:ascii="Times New Roman" w:cs="Times New Roman" w:eastAsia="Times New Roman" w:hAnsi="Times New Roman"/>
+      <w:color w:val="000000"/>
+    </w:rPr>
   </w:style>
   <w:style w:customStyle="1" w:styleId="AbstractTitle" w:type="paragraph">
     <w:name w:val="Abstract Title"/>
@@ -428,11 +461,11 @@
       <w:spacing w:after="0" w:before="300"/>
     </w:pPr>
     <w:rPr>
+      <w:color w:val="000000"/>
       <w:sz w:val="20"/>
       <w:szCs w:val="20"/>
-      <w:b/>
-      <w:color w:val="345A8A"/>
-      &gt;
+      <w:rFonts w:ascii="Times New Roman" w:cs="Times New Roman" w:eastAsia="Times New Roman" w:hAnsi="Times New Roman"/>
+      <w:b/>
     </w:rPr>
   </w:style>
   <w:style w:customStyle="1" w:styleId="Abstract" w:type="paragraph">
@@ -446,7 +479,9 @@
       <w:spacing w:after="300" w:before="100"/>
     </w:pPr>
     <w:rPr>
-      <w:sz w:val="20"/>
+      <w:rFonts w:ascii="Times New Roman" w:cs="Times New Roman" w:eastAsia="Times New Roman" w:hAnsi="Times New Roman"/>
+      <w:color w:val="000000"/>
+      <w:sz w:val="24"/>
       <w:szCs w:val="20"/>
     </w:rPr>
   </w:style>
@@ -456,7 +491,10 @@
     <w:next w:val="Bibliography"/>
     <w:qFormat/>
     <w:pPr/>
-    <w:rPr/>
+    <w:rPr>
+      <w:rFonts w:ascii="Times New Roman" w:cs="Times New Roman" w:eastAsia="Times New Roman" w:hAnsi="Times New Roman"/>
+      <w:color w:val="000000"/>
+    </w:rPr>
   </w:style>
   <w:style w:styleId="Heading1" w:type="paragraph">
     <w:name w:val="Heading 1"/>
@@ -471,11 +509,12 @@
       <w:outlineLvl w:val="0"/>
     </w:pPr>
     <w:rPr>
-      <w:rFonts w:asciiTheme="majorHAnsi" w:cstheme="majorBidi" w:eastAsiaTheme="majorEastAsia" w:hAnsiTheme="majorHAnsi"/>
+      <w:rFonts w:ascii="Times New Roman" w:cs="Times New Roman" w:eastAsia="Times New Roman" w:hAnsi="Times New Roman"/>
       <w:b/>
       <w:bCs/>
-      <w:color w:themeColor="accent1" w:val="4F81BD"/>
-      <w:sz w:val="32"/>
+      <w:i w:val="0"/>
+      <w:color w:val="000000"/>
+      <w:sz w:val="28"/>
       <w:szCs w:val="32"/>
     </w:rPr>
   </w:style>
@@ -493,11 +532,12 @@
       <w:outlineLvl w:val="1"/>
     </w:pPr>
     <w:rPr>
-      <w:rFonts w:asciiTheme="majorHAnsi" w:cstheme="majorBidi" w:eastAsiaTheme="majorEastAsia" w:hAnsiTheme="majorHAnsi"/>
+      <w:rFonts w:ascii="Times New Roman" w:cs="Times New Roman" w:eastAsia="Times New Roman" w:hAnsi="Times New Roman"/>
       <w:b/>
       <w:bCs/>
-      <w:color w:themeColor="accent1" w:val="4F81BD"/>
-      <w:sz w:val="28"/>
+      <w:i w:val="0"/>
+      <w:color w:val="000000"/>
+      <w:sz w:val="24"/>
       <w:szCs w:val="28"/>
     </w:rPr>
   </w:style>
@@ -515,10 +555,11 @@
       <w:outlineLvl w:val="2"/>
     </w:pPr>
     <w:rPr>
-      <w:rFonts w:asciiTheme="majorHAnsi" w:cstheme="majorBidi" w:eastAsiaTheme="majorEastAsia" w:hAnsiTheme="majorHAnsi"/>
+      <w:rFonts w:ascii="Times New Roman" w:cs="Times New Roman" w:eastAsia="Times New Roman" w:hAnsi="Times New Roman"/>
       <w:b/>
       <w:bCs/>
-      <w:color w:themeColor="accent1" w:val="4F81BD"/>
+      <w:i/>
+      <w:color w:val="000000"/>
       <w:sz w:val="24"/>
       <w:szCs w:val="24"/>
     </w:rPr>
@@ -537,10 +578,11 @@
       <w:outlineLvl w:val="3"/>
     </w:pPr>
     <w:rPr>
-      <w:rFonts w:asciiTheme="majorHAnsi" w:cstheme="majorBidi" w:eastAsiaTheme="majorEastAsia" w:hAnsiTheme="majorHAnsi"/>
+      <w:rFonts w:ascii="Times New Roman" w:cs="Times New Roman" w:eastAsia="Times New Roman" w:hAnsi="Times New Roman"/>
       <w:i/>
+      <w:b/>
       <w:bCs/>
-      <w:color w:themeColor="accent1" w:val="4F81BD"/>
+      <w:color w:val="000000"/>
       <w:sz w:val="24"/>
       <w:szCs w:val="24"/>
     </w:rPr>
@@ -559,9 +601,11 @@
       <w:outlineLvl w:val="4"/>
     </w:pPr>
     <w:rPr>
-      <w:rFonts w:asciiTheme="majorHAnsi" w:cstheme="majorBidi" w:eastAsiaTheme="majorEastAsia" w:hAnsiTheme="majorHAnsi"/>
+      <w:rFonts w:ascii="Times New Roman" w:cs="Times New Roman" w:eastAsia="Times New Roman" w:hAnsi="Times New Roman"/>
+      <w:b/>
+      <w:i w:val="0"/>
       <w:iCs/>
-      <w:color w:themeColor="accent1" w:val="4F81BD"/>
+      <w:color w:val="000000"/>
       <w:sz w:val="24"/>
       <w:szCs w:val="24"/>
     </w:rPr>
@@ -580,8 +624,10 @@
       <w:outlineLvl w:val="5"/>
     </w:pPr>
     <w:rPr>
-      <w:rFonts w:asciiTheme="majorHAnsi" w:cstheme="majorBidi" w:eastAsiaTheme="majorEastAsia" w:hAnsiTheme="majorHAnsi"/>
-      <w:color w:themeColor="accent1" w:val="4F81BD"/>
+      <w:rFonts w:ascii="Times New Roman" w:cs="Times New Roman" w:eastAsia="Times New Roman" w:hAnsi="Times New Roman"/>
+      <w:b/>
+      <w:i w:val="0"/>
+      <w:color w:val="000000"/>
       <w:sz w:val="24"/>
       <w:szCs w:val="24"/>
     </w:rPr>
@@ -600,8 +646,8 @@
       <w:outlineLvl w:val="6"/>
     </w:pPr>
     <w:rPr>
-      <w:rFonts w:asciiTheme="majorHAnsi" w:cstheme="majorBidi" w:eastAsiaTheme="majorEastAsia" w:hAnsiTheme="majorHAnsi"/>
-      <w:color w:themeColor="accent1" w:val="4F81BD"/>
+      <w:rFonts w:ascii="Times New Roman" w:cs="Times New Roman" w:eastAsia="Times New Roman" w:hAnsi="Times New Roman"/>
+      <w:color w:val="000000"/>
       <w:sz w:val="24"/>
       <w:szCs w:val="24"/>
     </w:rPr>
@@ -620,8 +666,8 @@
       <w:outlineLvl w:val="7"/>
     </w:pPr>
     <w:rPr>
-      <w:rFonts w:asciiTheme="majorHAnsi" w:cstheme="majorBidi" w:eastAsiaTheme="majorEastAsia" w:hAnsiTheme="majorHAnsi"/>
-      <w:color w:themeColor="accent1" w:val="4F81BD"/>
+      <w:rFonts w:ascii="Times New Roman" w:cs="Times New Roman" w:eastAsia="Times New Roman" w:hAnsi="Times New Roman"/>
+      <w:color w:val="000000"/>
       <w:sz w:val="24"/>
       <w:szCs w:val="24"/>
     </w:rPr>
@@ -640,8 +686,8 @@
       <w:outlineLvl w:val="8"/>
     </w:pPr>
     <w:rPr>
-      <w:rFonts w:asciiTheme="majorHAnsi" w:cstheme="majorBidi" w:eastAsiaTheme="majorEastAsia" w:hAnsiTheme="majorHAnsi"/>
-      <w:color w:themeColor="accent1" w:val="4F81BD"/>
+      <w:rFonts w:ascii="Times New Roman" w:cs="Times New Roman" w:eastAsia="Times New Roman" w:hAnsi="Times New Roman"/>
+      <w:color w:val="000000"/>
       <w:sz w:val="24"/>
       <w:szCs w:val="24"/>
     </w:rPr>
@@ -657,6 +703,11 @@
       <w:spacing w:after="100" w:before="100"/>
       <w:ind w:firstLine="0" w:left="480" w:right="480"/>
     </w:pPr>
+    <w:rPr>
+      <w:rFonts w:ascii="Times New Roman" w:cs="Times New Roman" w:eastAsia="Times New Roman" w:hAnsi="Times New Roman"/>
+      <w:color w:val="000000"/>
+      <w:sz w:val="24"/>
+    </w:rPr>
   </w:style>
   <w:style w:styleId="FootnoteText" w:type="paragraph">
     <w:name w:val="Footnote Text"/>
@@ -665,11 +716,19 @@
     <w:uiPriority w:val="9"/>
     <w:unhideWhenUsed/>
     <w:qFormat/>
+    <w:rPr>
+      <w:rFonts w:ascii="Times New Roman" w:cs="Times New Roman" w:eastAsia="Times New Roman" w:hAnsi="Times New Roman"/>
+      <w:color w:val="000000"/>
+    </w:rPr>
   </w:style>
   <w:style w:default="1" w:styleId="DefaultParagraphFont" w:type="character">
     <w:name w:val="Default Paragraph Font"/>
     <w:semiHidden/>
     <w:unhideWhenUsed/>
+    <w:rPr>
+      <w:rFonts w:ascii="Times New Roman" w:cs="Times New Roman" w:eastAsia="Times New Roman" w:hAnsi="Times New Roman"/>
+      <w:color w:val="000000"/>
+    </w:rPr>
   </w:style>
   <w:style w:default="1" w:styleId="Table" w:type="table">
     <w:name w:val="Table"/>
@@ -677,6 +736,10 @@
     <w:semiHidden/>
     <w:unhideWhenUsed/>
     <w:qFormat/>
+    <w:rPr>
+      <w:rFonts w:ascii="Times New Roman" w:cs="Times New Roman" w:eastAsia="Times New Roman" w:hAnsi="Times New Roman"/>
+      <w:color w:val="000000"/>
+    </w:rPr>
     <w:tblPr>
       <w:tblInd w:type="dxa" w:w="0"/>
       <w:tblCellMar>
@@ -712,12 +775,18 @@
       <w:spacing w:after="0"/>
     </w:pPr>
     <w:rPr>
-      <w:b/>
+      <w:rFonts w:ascii="Times New Roman" w:cs="Times New Roman" w:eastAsia="Times New Roman" w:hAnsi="Times New Roman"/>
+      <w:b/>
+      <w:color w:val="000000"/>
     </w:rPr>
   </w:style>
   <w:style w:customStyle="1" w:styleId="Definition" w:type="paragraph">
     <w:name w:val="Definition"/>
     <w:basedOn w:val="Normal"/>
+    <w:rPr>
+      <w:rFonts w:ascii="Times New Roman" w:cs="Times New Roman" w:eastAsia="Times New Roman" w:hAnsi="Times New Roman"/>
+      <w:color w:val="000000"/>
+    </w:rPr>
   </w:style>
   <w:style w:styleId="Caption" w:type="paragraph">
     <w:name w:val="Caption"/>
@@ -727,7 +796,10 @@
       <w:spacing w:after="120" w:before="0"/>
     </w:pPr>
     <w:rPr>
-      <w:i/>
+      <w:rFonts w:ascii="Times New Roman" w:cs="Times New Roman" w:eastAsia="Times New Roman" w:hAnsi="Times New Roman"/>
+      <w:i w:val="0"/>
+      <w:color w:val="000000"/>
+      <w:sz w:val="20"/>
     </w:rPr>
   </w:style>
   <w:style w:customStyle="1" w:styleId="TableCaption" w:type="paragraph">
@@ -736,14 +808,30 @@
     <w:pPr>
       <w:keepNext/>
     </w:pPr>
+    <w:rPr>
+      <w:rFonts w:ascii="Times New Roman" w:cs="Times New Roman" w:eastAsia="Times New Roman" w:hAnsi="Times New Roman"/>
+      <w:i w:val="0"/>
+      <w:color w:val="000000"/>
+      <w:sz w:val="20"/>
+    </w:rPr>
   </w:style>
   <w:style w:customStyle="1" w:styleId="ImageCaption" w:type="paragraph">
     <w:name w:val="Image Caption"/>
     <w:basedOn w:val="Caption"/>
+    <w:rPr>
+      <w:rFonts w:ascii="Times New Roman" w:cs="Times New Roman" w:eastAsia="Times New Roman" w:hAnsi="Times New Roman"/>
+      <w:i w:val="0"/>
+      <w:color w:val="000000"/>
+      <w:sz w:val="20"/>
+    </w:rPr>
   </w:style>
   <w:style w:customStyle="1" w:styleId="Figure" w:type="paragraph">
     <w:name w:val="Figure"/>
     <w:basedOn w:val="Normal"/>
+    <w:rPr>
+      <w:rFonts w:ascii="Times New Roman" w:cs="Times New Roman" w:eastAsia="Times New Roman" w:hAnsi="Times New Roman"/>
+      <w:color w:val="000000"/>
+    </w:rPr>
   </w:style>
   <w:style w:customStyle="1" w:styleId="CaptionedFigure" w:type="paragraph">
     <w:name w:val="Captioned Figure"/>
@@ -751,28 +839,43 @@
     <w:pPr>
       <w:keepNext/>
     </w:pPr>
+    <w:rPr>
+      <w:rFonts w:ascii="Times New Roman" w:cs="Times New Roman" w:eastAsia="Times New Roman" w:hAnsi="Times New Roman"/>
+      <w:color w:val="000000"/>
+    </w:rPr>
   </w:style>
   <w:style w:customStyle="1" w:styleId="BodyTextChar" w:type="character">
     <w:name w:val="Body Text Char"/>
     <w:basedOn w:val="DefaultParagraphFont"/>
     <w:link w:val="BodyText"/>
+    <w:rPr>
+      <w:rFonts w:ascii="Times New Roman" w:cs="Times New Roman" w:eastAsia="Times New Roman" w:hAnsi="Times New Roman"/>
+      <w:color w:val="000000"/>
+    </w:rPr>
   </w:style>
   <w:style w:customStyle="1" w:styleId="VerbatimChar" w:type="character">
     <w:name w:val="Verbatim Char"/>
     <w:basedOn w:val="BodyTextChar"/>
     <w:rPr>
-      <w:rFonts w:ascii="Consolas" w:hAnsi="Consolas"/>
+      <w:rFonts w:ascii="Times New Roman" w:cs="Times New Roman" w:eastAsia="Times New Roman" w:hAnsi="Times New Roman"/>
+      <w:color w:val="000000"/>
       <w:sz w:val="22"/>
     </w:rPr>
   </w:style>
   <w:style w:customStyle="1" w:styleId="SectionNumber" w:type="character">
     <w:name w:val="Section Number"/>
     <w:basedOn w:val="BodyTextChar"/>
+    <w:rPr>
+      <w:rFonts w:ascii="Times New Roman" w:cs="Times New Roman" w:eastAsia="Times New Roman" w:hAnsi="Times New Roman"/>
+      <w:color w:val="000000"/>
+    </w:rPr>
   </w:style>
   <w:style w:styleId="FootnoteReference" w:type="character">
     <w:name w:val="Footnote Reference"/>
     <w:basedOn w:val="BodyTextChar"/>
     <w:rPr>
+      <w:rFonts w:ascii="Times New Roman" w:cs="Times New Roman" w:eastAsia="Times New Roman" w:hAnsi="Times New Roman"/>
+      <w:color w:val="000000"/>
       <w:vertAlign w:val="superscript"/>
     </w:rPr>
   </w:style>
@@ -780,7 +883,8 @@
     <w:name w:val="Hyperlink"/>
     <w:basedOn w:val="BodyTextChar"/>
     <w:rPr>
-      <w:color w:themeColor="accent1" w:val="4F81BD"/>
+      <w:rFonts w:ascii="Times New Roman" w:cs="Times New Roman" w:eastAsia="Times New Roman" w:hAnsi="Times New Roman"/>
+      <w:color w:val="000000"/>
     </w:rPr>
   </w:style>
   <w:style w:styleId="TOCHeading" w:type="paragraph">
@@ -795,10 +899,10 @@
       <w:outlineLvl w:val="9"/>
     </w:pPr>
     <w:rPr>
-      <w:rFonts w:asciiTheme="majorHAnsi" w:cstheme="majorBidi" w:eastAsiaTheme="majorEastAsia" w:hAnsiTheme="majorHAnsi"/>
+      <w:rFonts w:ascii="Times New Roman" w:cs="Times New Roman" w:eastAsia="Times New Roman" w:hAnsi="Times New Roman"/>
       <w:b w:val="0"/>
       <w:bCs w:val="0"/>
-      <w:color w:themeColor="accent1" w:themeShade="BF" w:val="365F91"/>
+      <w:color w:val="000000"/>
     </w:rPr>
   </w:style>
   <w:style w:type="paragraph" w:customStyle="1" w:styleId="SourceCode">

--- a/docs/paper/title_page.docx
+++ b/docs/paper/title_page.docx
@@ -2,13 +2,13 @@
 <file path=word/document.xml><?xml version="1.0" encoding="utf-8"?>
 <w:document xmlns:w="http://schemas.openxmlformats.org/wordprocessingml/2006/main" xmlns:m="http://schemas.openxmlformats.org/officeDocument/2006/math" xmlns:r="http://schemas.openxmlformats.org/officeDocument/2006/relationships" xmlns:o="urn:schemas-microsoft-com:office:office" xmlns:v="urn:schemas-microsoft-com:vml" xmlns:w10="urn:schemas-microsoft-com:office:word" xmlns:a="http://schemas.openxmlformats.org/drawingml/2006/main" xmlns:pic="http://schemas.openxmlformats.org/drawingml/2006/picture" xmlns:wp="http://schemas.openxmlformats.org/drawingml/2006/wordprocessingDrawing">
   <w:body>
-    <w:bookmarkStart w:id="20" w:name="X8374542fdbd212edcca402ae1b19bb919ce61ca"/>
+    <w:bookmarkStart w:id="20" w:name="X4752b62878d0b561bb8a1dca87727b34ee1092e"/>
     <w:p>
       <w:pPr>
         <w:pStyle w:val="Heading1"/>
       </w:pPr>
       <w:r>
-        <w:t xml:space="preserve">Certified Coverage Planning under Execution Uncertainty: Conformal Erosion with Model-Pivoted Cross-Field Calibration for Agricultural Field Operations</w:t>
+        <w:t xml:space="preserve">Calibrating pass overlap from logged runs to bound the probability of missed strips in agricultural field coverage</w:t>
       </w:r>
     </w:p>
     <w:p>
